--- a/Rodrigo/Mobile Swift SwiftUI Object C/Rodrigo Fernandez.docx
+++ b/Rodrigo/Mobile Swift SwiftUI Object C/Rodrigo Fernandez.docx
@@ -137,22 +137,22 @@
         <w:rPr>
           <w:szCs w:val="24"/>
         </w:rPr>
-        <w:t>www.linkedin.com/in/rodrigobermejo-fernández-9a5a0664</w:t>
-      </w:r>
-      <w:r>
-        <w:rPr>
-          <w:szCs w:val="24"/>
-        </w:rPr>
-        <w:t xml:space="preserve"> | </w:t>
-      </w:r>
-      <w:r>
-        <w:rPr>
-          <w:szCs w:val="24"/>
-        </w:rPr>
-        <w:t>rodrigobfdev@gmail.com</w:t>
+        <w:t>https://www.linkedin.com/in/rodrigo-bermejo-fern%C3%A1ndez-9a5a0664/</w:t>
       </w:r>
       <w:bookmarkStart w:id="0" w:name="_GoBack"/>
       <w:bookmarkEnd w:id="0"/>
+      <w:r>
+        <w:rPr>
+          <w:szCs w:val="24"/>
+        </w:rPr>
+        <w:t xml:space="preserve"> | </w:t>
+      </w:r>
+      <w:r>
+        <w:rPr>
+          <w:szCs w:val="24"/>
+        </w:rPr>
+        <w:t>rodrigobfdev@gmail.com</w:t>
+      </w:r>
     </w:p>
     <w:p>
       <w:pPr>

--- a/Rodrigo/Mobile Swift SwiftUI Object C/Rodrigo Fernandez.docx
+++ b/Rodrigo/Mobile Swift SwiftUI Object C/Rodrigo Fernandez.docx
@@ -113,6 +113,11 @@
           <w:szCs w:val="24"/>
         </w:rPr>
         <w:br/>
+      </w:r>
+      <w:r>
+        <w:rPr>
+          <w:szCs w:val="24"/>
+        </w:rPr>
         <w:t xml:space="preserve">Katy, Texas </w:t>
       </w:r>
       <w:r>
@@ -125,34 +130,40 @@
         <w:rPr>
           <w:szCs w:val="24"/>
         </w:rPr>
-        <w:t>+1 (407) 801-1287</w:t>
-      </w:r>
-      <w:r>
-        <w:rPr>
-          <w:szCs w:val="24"/>
-        </w:rPr>
-        <w:t xml:space="preserve"> | </w:t>
+        <w:t>+</w:t>
+      </w:r>
+      <w:r>
+        <w:rPr>
+          <w:szCs w:val="24"/>
+        </w:rPr>
+        <w:t>1 (430) 279-2231</w:t>
+      </w:r>
+      <w:r>
+        <w:rPr>
+          <w:szCs w:val="24"/>
+        </w:rPr>
+        <w:t xml:space="preserve">| </w:t>
       </w:r>
       <w:r>
         <w:rPr>
           <w:szCs w:val="24"/>
         </w:rPr>
         <w:t>https://www.linkedin.com/in/rodrigo-bermejo-fern%C3%A1ndez-9a5a0664/</w:t>
+      </w:r>
+      <w:r>
+        <w:rPr>
+          <w:szCs w:val="24"/>
+        </w:rPr>
+        <w:t xml:space="preserve">| </w:t>
+      </w:r>
+      <w:r>
+        <w:rPr>
+          <w:szCs w:val="24"/>
+        </w:rPr>
+        <w:t>rodrigobfdev@gmail.com</w:t>
       </w:r>
       <w:bookmarkStart w:id="0" w:name="_GoBack"/>
       <w:bookmarkEnd w:id="0"/>
-      <w:r>
-        <w:rPr>
-          <w:szCs w:val="24"/>
-        </w:rPr>
-        <w:t xml:space="preserve"> | </w:t>
-      </w:r>
-      <w:r>
-        <w:rPr>
-          <w:szCs w:val="24"/>
-        </w:rPr>
-        <w:t>rodrigobfdev@gmail.com</w:t>
-      </w:r>
     </w:p>
     <w:p>
       <w:pPr>
